--- a/public-resume/Santosh_Jammi_CV.docx
+++ b/public-resume/Santosh_Jammi_CV.docx
@@ -44,7 +44,7 @@
           <w:color w:val="475569"/>
           <w:sz w:val="18"/>
         </w:rPr>
-        <w:t>Hyderabad, India  ·  santu.jammi@gmail.com  ·  +91-9110580037  ·  linkedin.com/in/santoshjammi29</w:t>
+        <w:t>Hyderabad, India  ·  santu.jammi@gmail.com  ·  +91-9110580037  ·  linkedin.com/in/santoshjammi29  ·  github.com/santoshjammi29</w:t>
       </w:r>
     </w:p>
     <w:p>
